--- a/Document_Outlines/Input data - systems/Electrical Systems.docx
+++ b/Document_Outlines/Input data - systems/Electrical Systems.docx
@@ -2010,6 +2010,45 @@
           </w:p>
         </w:tc>
       </w:tr>
+      <w:tr>
+        <w:trPr>
+          <w:tblCellSpacing w:w="15" w:type="dxa"/>
+        </w:trPr>
+        <w:tc>
+          <w:tcPr>
+            <w:tcW w:w="0" w:type="auto"/>
+            <w:vAlign w:val="center"/>
+            <w:hideMark/>
+          </w:tcPr>
+          <w:p>
+            <w:r>
+              <w:t>DSEAR risk assessment for standby generator fuel storage (bunding) and UPS/IPS battery-room hydrogen ventilation</w:t>
+            </w:r>
+          </w:p>
+        </w:tc>
+        <w:tc>
+          <w:tcPr>
+            <w:tcW w:w="0" w:type="auto"/>
+            <w:vAlign w:val="center"/>
+            <w:hideMark/>
+          </w:tcPr>
+          <w:p>
+            <w:r/>
+          </w:p>
+        </w:tc>
+        <w:tc>
+          <w:tcPr>
+            <w:tcW w:w="0" w:type="auto"/>
+            <w:vAlign w:val="center"/>
+            <w:hideMark/>
+          </w:tcPr>
+          <w:p>
+            <w:r>
+              <w:t>DSEAR, Water Environment (Oil Storage) (Scotland) Regulations 2006, BS EN 62485-2</w:t>
+            </w:r>
+          </w:p>
+        </w:tc>
+      </w:tr>
     </w:tbl>
     <w:p>
       <w:pPr>
@@ -3330,6 +3369,17 @@
       </w:pPr>
       <w:r>
         <w:t>Permit-to-Work and isolation procedures</w:t>
+      </w:r>
+    </w:p>
+    <w:p>
+      <w:pPr>
+        <w:numPr>
+          <w:ilvl w:val="0"/>
+          <w:numId w:val="2"/>
+        </w:numPr>
+      </w:pPr>
+      <w:r>
+        <w:t>Evidence of current PVG Scheme membership for all contractor personnel attending site</w:t>
       </w:r>
     </w:p>
     <w:p/>

--- a/Document_Outlines/Input data - systems/Electrical Systems.docx
+++ b/Document_Outlines/Input data - systems/Electrical Systems.docx
@@ -3380,6 +3380,17 @@
       </w:pPr>
       <w:r>
         <w:t>Evidence of current PVG Scheme membership for all contractor personnel attending site</w:t>
+      </w:r>
+    </w:p>
+    <w:p>
+      <w:pPr>
+        <w:numPr>
+          <w:ilvl w:val="0"/>
+          <w:numId w:val="2"/>
+        </w:numPr>
+      </w:pPr>
+      <w:r>
+        <w:t>Where works are in, adjacent to, above or below a room housing ionising-radiation imaging equipment (CT, X-ray, fluoroscopy, nuclear medicine): confirm Radiation Protection Adviser (RPA) sign-off on shielding integrity per the Room/Ward/Theatre Refresh checklist - a separate gate from HAI-SCRIBE, not covered by it</w:t>
       </w:r>
     </w:p>
     <w:p/>

--- a/Document_Outlines/Input data - systems/Electrical Systems.docx
+++ b/Document_Outlines/Input data - systems/Electrical Systems.docx
@@ -3199,6 +3199,45 @@
           <w:p>
             <w:r>
               <w:t>Electricity at Work Regulations</w:t>
+            </w:r>
+          </w:p>
+        </w:tc>
+      </w:tr>
+      <w:tr>
+        <w:trPr>
+          <w:tblCellSpacing w:w="15" w:type="dxa"/>
+        </w:trPr>
+        <w:tc>
+          <w:tcPr>
+            <w:tcW w:w="0" w:type="auto"/>
+            <w:vAlign w:val="center"/>
+            <w:hideMark/>
+          </w:tcPr>
+          <w:p>
+            <w:r>
+              <w:t>Periodic thermal imaging survey of distribution boards/switchgear</w:t>
+            </w:r>
+          </w:p>
+        </w:tc>
+        <w:tc>
+          <w:tcPr>
+            <w:tcW w:w="0" w:type="auto"/>
+            <w:vAlign w:val="center"/>
+            <w:hideMark/>
+          </w:tcPr>
+          <w:p>
+            <w:r/>
+          </w:p>
+        </w:tc>
+        <w:tc>
+          <w:tcPr>
+            <w:tcW w:w="0" w:type="auto"/>
+            <w:vAlign w:val="center"/>
+            <w:hideMark/>
+          </w:tcPr>
+          <w:p>
+            <w:r>
+              <w:t>IET Guidance Note 3, BS 7671</w:t>
             </w:r>
           </w:p>
         </w:tc>

--- a/Document_Outlines/Input data - systems/Electrical Systems.docx
+++ b/Document_Outlines/Input data - systems/Electrical Systems.docx
@@ -1836,7 +1836,7 @@
           </w:tcPr>
           <w:p>
             <w:r>
-              <w:t>Building Regulations / statutory compliance information</w:t>
+              <w:t>Building Warrant / Building (Scotland) Regulations 2004 compliance information (Schedule 3 where the works affect an existing occupied building)</w:t>
             </w:r>
           </w:p>
         </w:tc>
